--- a/montag/Montag_Evidence_Tracker_Completed.docx
+++ b/montag/Montag_Evidence_Tracker_Completed.docx
@@ -448,9 +448,9 @@
             </w:pPr>
             <w:r>
               <w:rPr>
-                <w:sz w:val="19"/>
-              </w:rPr>
-              <w:t>“He burnt the bedroom walls and the cosmetics chest because he wanted to change everything . . . everything that showed that he had lived here in this empty house with a strange woman who would forget him tomorrow” (Bradbury 113).</w:t>
+                <w:sz w:val="21"/>
+              </w:rPr>
+              <w:t>“He burnt the bedroom walls and the cosmetics chest because he wanted to change everything” (Bradbury 113).</w:t>
             </w:r>
           </w:p>
         </w:tc>
@@ -469,9 +469,9 @@
             </w:pPr>
             <w:r>
               <w:rPr>
-                <w:sz w:val="19"/>
-              </w:rPr>
-              <w:t>Fire symbolism + imagery and diction (“change everything,” “empty house”). Bradbury lets Montag use the flamethrower one last time, but for a new purpose.</w:t>
+                <w:sz w:val="21"/>
+              </w:rPr>
+              <w:t>Fire symbolism</w:t>
             </w:r>
           </w:p>
         </w:tc>
@@ -491,9 +491,9 @@
             </w:pPr>
             <w:r>
               <w:rPr>
-                <w:sz w:val="19"/>
-              </w:rPr>
-              <w:t>Mildred has turned him in, and Beatty forces Montag to burn his own house while the neighbors watch. He has no choice about the fire, only about how he feels while doing it.</w:t>
+                <w:sz w:val="21"/>
+              </w:rPr>
+              <w:t>Mildred turned him in, and Beatty makes him burn his own house.</w:t>
             </w:r>
           </w:p>
         </w:tc>
@@ -513,9 +513,9 @@
             </w:pPr>
             <w:r>
               <w:rPr>
-                <w:sz w:val="19"/>
-              </w:rPr>
-              <w:t>Montag is beginning to separate himself from his old life. Instead of feeling guilt, he burns away the hollow, TV-filled existence he shared with Mildred. Fire is still destruction here, but now it is personal and purifying, showing he is ready to let go of who he was.</w:t>
+                <w:sz w:val="21"/>
+              </w:rPr>
+              <w:t>Montag wants to get rid of his old, empty life. This time the fire feels like a fresh start, not just a job.</w:t>
             </w:r>
           </w:p>
         </w:tc>
@@ -540,9 +540,9 @@
             </w:pPr>
             <w:r>
               <w:rPr>
-                <w:sz w:val="19"/>
-              </w:rPr>
-              <w:t>“. . . and then he was a shrieking blaze, a jumping, sprawling, gibbering mannikin, no longer human or known, all writhing flame on the lawn as Montag shot one continuous pulse of liquid fire on him” (Bradbury 119).</w:t>
+                <w:sz w:val="21"/>
+              </w:rPr>
+              <w:t>“. . . all writhing flame on the lawn as Montag shot one continuous pulse of liquid fire on him” (Bradbury 119).</w:t>
             </w:r>
           </w:p>
         </w:tc>
@@ -561,9 +561,9 @@
             </w:pPr>
             <w:r>
               <w:rPr>
-                <w:sz w:val="19"/>
-              </w:rPr>
-              <w:t>Imagery and violent, fragmented syntax (a long run-on list of participles) that mirrors the chaos of the moment.</w:t>
+                <w:sz w:val="21"/>
+              </w:rPr>
+              <w:t>Imagery</w:t>
             </w:r>
           </w:p>
         </w:tc>
@@ -583,9 +583,9 @@
             </w:pPr>
             <w:r>
               <w:rPr>
-                <w:sz w:val="19"/>
-              </w:rPr>
-              <w:t>Beatty taunts Montag with quotations, threatens Faber, and dares him to act. Montag is under total pressure from authority and has seconds to decide.</w:t>
+                <w:sz w:val="21"/>
+              </w:rPr>
+              <w:t>Beatty keeps pushing him and threatens Faber.</w:t>
             </w:r>
           </w:p>
         </w:tc>
@@ -605,9 +605,9 @@
             </w:pPr>
             <w:r>
               <w:rPr>
-                <w:sz w:val="19"/>
-              </w:rPr>
-              <w:t>Montag finally refuses to obey authority, but he does it through the same violence he was trained in. The horrifying imagery shows that his rebellion has a dark cost. He is no longer a passive fireman, yet he is not yet the thoughtful person he wants to be.</w:t>
+                <w:sz w:val="21"/>
+              </w:rPr>
+              <w:t>Montag finally fights back against authority, but he does it with violence. He has changed, but not in a good way yet.</w:t>
             </w:r>
           </w:p>
         </w:tc>
@@ -632,9 +632,9 @@
             </w:pPr>
             <w:r>
               <w:rPr>
-                <w:sz w:val="19"/>
-              </w:rPr>
-              <w:t>“Beatty wanted to die. . . . He just stood there, not really trying to save himself” (Bradbury 122).</w:t>
+                <w:sz w:val="21"/>
+              </w:rPr>
+              <w:t>“Beatty wanted to die” (Bradbury 122).</w:t>
             </w:r>
           </w:p>
         </w:tc>
@@ -653,9 +653,9 @@
             </w:pPr>
             <w:r>
               <w:rPr>
-                <w:sz w:val="19"/>
-              </w:rPr>
-              <w:t>Internal monologue / point of view (third-person limited inside Montag’s thoughts) and characterization of a foil (Beatty).</w:t>
+                <w:sz w:val="21"/>
+              </w:rPr>
+              <w:t>Internal thoughts / Beatty as a foil</w:t>
             </w:r>
           </w:p>
         </w:tc>
@@ -675,9 +675,9 @@
             </w:pPr>
             <w:r>
               <w:rPr>
-                <w:sz w:val="19"/>
-              </w:rPr>
-              <w:t>Wounded and running from the Mechanical Hound, Montag must process that he has killed a man, the very man who represented everything he used to be.</w:t>
+                <w:sz w:val="21"/>
+              </w:rPr>
+              <w:t>He just killed a man and the Hound is chasing him.</w:t>
             </w:r>
           </w:p>
         </w:tc>
@@ -697,9 +697,9 @@
             </w:pPr>
             <w:r>
               <w:rPr>
-                <w:sz w:val="19"/>
-              </w:rPr>
-              <w:t>Montag shows a conscience and the ability to reflect, which separates him from the thoughtless society around him. He realizes Beatty was empty inside, and that realization pushes Montag to escape before he ends up the same way.</w:t>
+                <w:sz w:val="21"/>
+              </w:rPr>
+              <w:t>Montag feels guilty and thinks about what he did. That shows he has a conscience, unlike most people in his society.</w:t>
             </w:r>
           </w:p>
         </w:tc>
@@ -724,7 +724,7 @@
             </w:pPr>
             <w:r>
               <w:rPr>
-                <w:sz w:val="19"/>
+                <w:sz w:val="21"/>
               </w:rPr>
               <w:t>“He was moving from an unreality that was frightening into a reality that was unreal because it was new” (Bradbury 141).</w:t>
             </w:r>
@@ -745,9 +745,9 @@
             </w:pPr>
             <w:r>
               <w:rPr>
-                <w:sz w:val="19"/>
-              </w:rPr>
-              <w:t>Paradox and the river as a symbol of rebirth/baptism; sensory imagery of the natural world after the city.</w:t>
+                <w:sz w:val="21"/>
+              </w:rPr>
+              <w:t>Symbolism (the river)</w:t>
             </w:r>
           </w:p>
         </w:tc>
@@ -767,9 +767,9 @@
             </w:pPr>
             <w:r>
               <w:rPr>
-                <w:sz w:val="19"/>
-              </w:rPr>
-              <w:t>Montag has escaped the Hound and the televised manhunt by floating down the river, leaving the city and every identity he had behind him.</w:t>
+                <w:sz w:val="21"/>
+              </w:rPr>
+              <w:t>He has to float down the river to escape and leave the city behind.</w:t>
             </w:r>
           </w:p>
         </w:tc>
@@ -789,9 +789,9 @@
             </w:pPr>
             <w:r>
               <w:rPr>
-                <w:sz w:val="19"/>
-              </w:rPr>
-              <w:t>Montag is reborn. Stripped of his name, job, and home, he becomes open and curious. Bradbury uses the river to wash away the fireman so that a learner can emerge, revealing that real change requires giving up the familiar.</w:t>
+                <w:sz w:val="21"/>
+              </w:rPr>
+              <w:t>It is like Montag is being reborn. He lost everything, but now he is ready to start over and learn.</w:t>
             </w:r>
           </w:p>
         </w:tc>
@@ -816,7 +816,7 @@
             </w:pPr>
             <w:r>
               <w:rPr>
-                <w:sz w:val="19"/>
+                <w:sz w:val="21"/>
               </w:rPr>
               <w:t>“It was not burning. It was warming” (Bradbury 145).</w:t>
             </w:r>
@@ -837,9 +837,9 @@
             </w:pPr>
             <w:r>
               <w:rPr>
-                <w:sz w:val="19"/>
-              </w:rPr>
-              <w:t>Fire symbolism and parallel structure (short, contrasting sentences that redefine the same word).</w:t>
+                <w:sz w:val="21"/>
+              </w:rPr>
+              <w:t>Fire symbolism</w:t>
             </w:r>
           </w:p>
         </w:tc>
@@ -859,9 +859,9 @@
             </w:pPr>
             <w:r>
               <w:rPr>
-                <w:sz w:val="19"/>
-              </w:rPr>
-              <w:t>Lost and alone in the countryside, Montag sees the hobos’ campfire and must decide whether to trust strangers after being hunted by everyone.</w:t>
+                <w:sz w:val="21"/>
+              </w:rPr>
+              <w:t>He is alone in the woods and doesn’t know if he can trust the men at the campfire.</w:t>
             </w:r>
           </w:p>
         </w:tc>
@@ -881,9 +881,9 @@
             </w:pPr>
             <w:r>
               <w:rPr>
-                <w:sz w:val="19"/>
-              </w:rPr>
-              <w:t>Montag can now see fire, and himself, differently. Fire that once destroyed now gives warmth and community, which shows that he has moved from destroyer to preserver. This moment prepares him to join Granger’s book people and to carry knowledge instead of burning it.</w:t>
+                <w:sz w:val="21"/>
+              </w:rPr>
+              <w:t>For the first time, Montag sees fire as something good. It brings people together, so he has gone from burning books to saving them.</w:t>
             </w:r>
           </w:p>
         </w:tc>
@@ -1273,7 +1273,7 @@
               </w:rPr>
             </w:pPr>
             <w:r>
-              <w:t>The moment that most defines who Montag becomes is when he sees the hobos’ campfire and realizes, “It was not burning. It was warming” (Bradbury 145). For the entire novel, Montag has known fire only as a weapon, from the opening line, “It was a pleasure to burn,” to the moment he turns the flamethrower on Beatty (119). Bradbury needed this quiet moment after all the violence because killing Beatty only showed what Montag was against, not what he was for. By using short, parallel sentences to redefine the same symbol, Bradbury shows that Montag’s mind has changed at its core; he can finally see that fire, like knowledge, can be used to create rather than destroy. This realization leads directly to Montag joining Granger’s group and becoming a living copy of Ecclesiastes, someone who preserves ideas instead of erasing them. Without this moment, Montag would just be a man running from the law, but because of it, he becomes a man with a purpose: helping to rebuild a society that has burned itself down.</w:t>
+              <w:t>I think the moment that defines Montag the most is when he sees the campfire and thinks, “It was not burning. It was warming” (Bradbury 145). Before this, fire was always about destroying things, like when he burns Beatty (119). Killing Beatty showed what Montag was against, but the campfire shows what he is for. Bradbury uses two short sentences to show that fire can mean something good now, and that Montag has really changed. After this, Montag joins Granger’s group and memorizes a book instead of burning one. Bradbury needed this moment so Montag would have a purpose, not just be someone running away.</w:t>
             </w:r>
           </w:p>
         </w:tc>
